--- a/uav_sensor_mvc/docs/Методичка_пользователя.docx
+++ b/uav_sensor_mvc/docs/Методичка_пользователя.docx
@@ -42,7 +42,7 @@
           <w:i w:val="0"/>
           <w:sz w:val="22"/>
         </w:rPr>
-        <w:t>Задача: определить расположение датчиков обнаружения, обеспечивающее засечку беспилотных аппаратов при минимальном числе датчиков. Решение рассчитывается численно по данным реальной местности.</w:t>
+        <w:t>Задача: определить расположение датчиков обнаружения, обеспечивающее засечку беспилотных аппаратов при минимальном числе датчиков. Ни точка появления аппарата, ни его точный маршрут заранее не известны — известна местность и охраняемая цель. Решение рассчитывается численно по данным реальной местности.</w:t>
       </w:r>
     </w:p>
     <w:p>
@@ -75,7 +75,7 @@
         <w:pStyle w:val="ListNumber"/>
       </w:pPr>
       <w:r>
-        <w:t>Датчики размещаются в позициях, через которые проходит наибольшее число маршрутов.</w:t>
+        <w:t>Датчики размещаются в позициях, через которые проходит наибольшее число маршрутов, — либо задаются вручную, если обстановка известна заранее.</w:t>
       </w:r>
     </w:p>
     <w:p>
@@ -120,7 +120,23 @@
         <w:pStyle w:val="ListNumber"/>
       </w:pPr>
       <w:r>
-        <w:t>«Указать цель» — задаётся щелчком по карте. Точка вылета фиксирована.</w:t>
+        <w:t>«Указать цель» — задаётся щелчком по карте.</w:t>
+      </w:r>
+    </w:p>
+    <w:p>
+      <w:pPr>
+        <w:pStyle w:val="ListNumber"/>
+      </w:pPr>
+      <w:r>
+        <w:t>«Задать сектор» — щелчок по краю карты задаёт направление, откуда может появиться аппарат: от цели к указанной точке проводится ось, от неё откладывается по 30° в каждую сторону. На попавшем в сектор крае отбираются пять точек входа.</w:t>
+      </w:r>
+    </w:p>
+    <w:p>
+      <w:pPr>
+        <w:pStyle w:val="ListNumber"/>
+      </w:pPr>
+      <w:r>
+        <w:t>«Применить» — только теперь считаются маршруты; предыдущие щелчки лишь задавали обстановку.</w:t>
       </w:r>
     </w:p>
     <w:p>
@@ -136,7 +152,7 @@
         <w:pStyle w:val="ListNumber"/>
       </w:pPr>
       <w:r>
-        <w:t>«Расставить датчики» — размещение N датчиков по накопленной выборке маршрутов.</w:t>
+        <w:t>«Расставить датчики» либо окно «Исходные данные» → «Задать позиции» — размещение датчиков алгоритмом или вручную (раздел 4).</w:t>
       </w:r>
     </w:p>
     <w:p>
@@ -145,7 +161,7 @@
           <w:i w:val="0"/>
           <w:sz w:val="22"/>
         </w:rPr>
-        <w:t>«Применить» — пересчёт после изменения параметров. «Сброс» — удаление датчиков, цели и запретных зон; карта сохраняется.</w:t>
+        <w:t>«Сброс» — удаление датчиков, цели, сектора и запретных зон; карта сохраняется. «Очистить» — возврат расстановки к состоянию до моделирования, без потери заданных датчиков. «Очистить датчики» — удаление ВСЕЙ расстановки с карты.</w:t>
       </w:r>
     </w:p>
     <w:p>
@@ -156,7 +172,7 @@
         <w:rPr>
           <w:color w:val="1F4E79"/>
         </w:rPr>
-        <w:t>2. Кнопки</w:t>
+        <w:t>2. Кнопки и окна</w:t>
       </w:r>
     </w:p>
     <w:tbl>
@@ -176,7 +192,7 @@
           </w:tcPr>
           <w:p>
             <w:r>
-              <w:t>Кнопка</w:t>
+              <w:t>Кнопка / окно</w:t>
             </w:r>
           </w:p>
         </w:tc>
@@ -198,7 +214,7 @@
           </w:tcPr>
           <w:p>
             <w:r>
-              <w:t>Справка</w:t>
+              <w:t>Исходные данные…</w:t>
             </w:r>
           </w:p>
         </w:tc>
@@ -208,29 +224,7 @@
           </w:tcPr>
           <w:p>
             <w:r>
-              <w:t>настоящее руководство в интерфейсе программы</w:t>
-            </w:r>
-          </w:p>
-        </w:tc>
-      </w:tr>
-      <w:tr>
-        <w:tc>
-          <w:tcPr>
-            <w:tcW w:type="dxa" w:w="4320"/>
-          </w:tcPr>
-          <w:p>
-            <w:r>
-              <w:t>Входные данные…</w:t>
-            </w:r>
-          </w:p>
-        </w:tc>
-        <w:tc>
-          <w:tcPr>
-            <w:tcW w:type="dxa" w:w="4320"/>
-          </w:tcPr>
-          <w:p>
-            <w:r>
-              <w:t>запас хода, скорость, крен, длина прямого участка</w:t>
+              <w:t>одно окно: запас хода, скорость, крен, кратность засечки, число и радиус каждого из четырёх типов датчиков, переключатель «Рассчитать позиции» / «Задать позиции», таблица уже поставленных датчиков</w:t>
             </w:r>
           </w:p>
         </w:tc>
@@ -286,6 +280,28 @@
           </w:tcPr>
           <w:p>
             <w:r>
+              <w:t>Задать сектор / Убрать</w:t>
+            </w:r>
+          </w:p>
+        </w:tc>
+        <w:tc>
+          <w:tcPr>
+            <w:tcW w:type="dxa" w:w="4320"/>
+          </w:tcPr>
+          <w:p>
+            <w:r>
+              <w:t>направление появления аппарата и его отмена</w:t>
+            </w:r>
+          </w:p>
+        </w:tc>
+      </w:tr>
+      <w:tr>
+        <w:tc>
+          <w:tcPr>
+            <w:tcW w:type="dxa" w:w="4320"/>
+          </w:tcPr>
+          <w:p>
+            <w:r>
               <w:t>Запретная зона</w:t>
             </w:r>
           </w:p>
@@ -330,6 +346,116 @@
           </w:tcPr>
           <w:p>
             <w:r>
+              <w:t>Добавить датчик</w:t>
+            </w:r>
+          </w:p>
+        </w:tc>
+        <w:tc>
+          <w:tcPr>
+            <w:tcW w:type="dxa" w:w="4320"/>
+          </w:tcPr>
+          <w:p>
+            <w:r>
+              <w:t>постановка датчика двойным щелчком по карте; правая кнопка мыши или Esc — выход из режима</w:t>
+            </w:r>
+          </w:p>
+        </w:tc>
+      </w:tr>
+      <w:tr>
+        <w:tc>
+          <w:tcPr>
+            <w:tcW w:type="dxa" w:w="4320"/>
+          </w:tcPr>
+          <w:p>
+            <w:r>
+              <w:t>Редактировать датчики</w:t>
+            </w:r>
+          </w:p>
+        </w:tc>
+        <w:tc>
+          <w:tcPr>
+            <w:tcW w:type="dxa" w:w="4320"/>
+          </w:tcPr>
+          <w:p>
+            <w:r>
+              <w:t>щелчок выбирает ближайший датчик, перетаскивание переносит его, Delete удаляет</w:t>
+            </w:r>
+          </w:p>
+        </w:tc>
+      </w:tr>
+      <w:tr>
+        <w:tc>
+          <w:tcPr>
+            <w:tcW w:type="dxa" w:w="4320"/>
+          </w:tcPr>
+          <w:p>
+            <w:r>
+              <w:t>Очистить датчики</w:t>
+            </w:r>
+          </w:p>
+        </w:tc>
+        <w:tc>
+          <w:tcPr>
+            <w:tcW w:type="dxa" w:w="4320"/>
+          </w:tcPr>
+          <w:p>
+            <w:r>
+              <w:t>удаление с карты всей расстановки — и подобранной, и заданной вручную</w:t>
+            </w:r>
+          </w:p>
+        </w:tc>
+      </w:tr>
+      <w:tr>
+        <w:tc>
+          <w:tcPr>
+            <w:tcW w:type="dxa" w:w="4320"/>
+          </w:tcPr>
+          <w:p>
+            <w:r>
+              <w:t>Анализ моделирования</w:t>
+            </w:r>
+          </w:p>
+        </w:tc>
+        <w:tc>
+          <w:tcPr>
+            <w:tcW w:type="dxa" w:w="4320"/>
+          </w:tcPr>
+          <w:p>
+            <w:r>
+              <w:t>окно с полной статистикой засечки одним снимком (раздел 5)</w:t>
+            </w:r>
+          </w:p>
+        </w:tc>
+      </w:tr>
+      <w:tr>
+        <w:tc>
+          <w:tcPr>
+            <w:tcW w:type="dxa" w:w="4320"/>
+          </w:tcPr>
+          <w:p>
+            <w:r>
+              <w:t>Выгрузить / Загрузить / Удалить историю полётов</w:t>
+            </w:r>
+          </w:p>
+        </w:tc>
+        <w:tc>
+          <w:tcPr>
+            <w:tcW w:type="dxa" w:w="4320"/>
+          </w:tcPr>
+          <w:p>
+            <w:r>
+              <w:t>сохранить накопленные маршруты в файл, подгрузить чужой файл как выборку для расстановки, убрать загруженную выборку</w:t>
+            </w:r>
+          </w:p>
+        </w:tc>
+      </w:tr>
+      <w:tr>
+        <w:tc>
+          <w:tcPr>
+            <w:tcW w:type="dxa" w:w="4320"/>
+          </w:tcPr>
+          <w:p>
+            <w:r>
               <w:t>Весь участок</w:t>
             </w:r>
           </w:p>
@@ -341,6 +467,28 @@
           <w:p>
             <w:r>
               <w:t>возврат к полному виду участка</w:t>
+            </w:r>
+          </w:p>
+        </w:tc>
+      </w:tr>
+      <w:tr>
+        <w:tc>
+          <w:tcPr>
+            <w:tcW w:type="dxa" w:w="4320"/>
+          </w:tcPr>
+          <w:p>
+            <w:r>
+              <w:t>«Расстояние» (плашка над картой)</w:t>
+            </w:r>
+          </w:p>
+        </w:tc>
+        <w:tc>
+          <w:tcPr>
+            <w:tcW w:type="dxa" w:w="4320"/>
+          </w:tcPr>
+          <w:p>
+            <w:r>
+              <w:t>измерение по карте: клик — точка, между соседними — отрезок с длиной, у последней точки — сумма всей цепочки</w:t>
             </w:r>
           </w:p>
         </w:tc>
@@ -477,6 +625,28 @@
           </w:p>
         </w:tc>
       </w:tr>
+      <w:tr>
+        <w:tc>
+          <w:tcPr>
+            <w:tcW w:type="dxa" w:w="4320"/>
+          </w:tcPr>
+          <w:p>
+            <w:r>
+              <w:t>«режим анализа» (плашка над картой)</w:t>
+            </w:r>
+          </w:p>
+        </w:tc>
+        <w:tc>
+          <w:tcPr>
+            <w:tcW w:type="dxa" w:w="4320"/>
+          </w:tcPr>
+          <w:p>
+            <w:r>
+              <w:t>во время моделирования расстановка не пересчитывается — держит датчики на месте, чтобы честно сравнить состояние «до» и «после» (раздел 5). Включать до начала моделирования</w:t>
+            </w:r>
+          </w:p>
+        </w:tc>
+      </w:tr>
     </w:tbl>
     <w:p>
       <w:pPr>
@@ -486,7 +656,174 @@
         <w:rPr>
           <w:color w:val="1F4E79"/>
         </w:rPr>
-        <w:t>4. Ограничения, заложенные в модель</w:t>
+        <w:t>4. Датчики: четыре типа и два способа расстановки</w:t>
+      </w:r>
+    </w:p>
+    <w:p>
+      <w:r>
+        <w:rPr>
+          <w:i w:val="0"/>
+          <w:sz w:val="22"/>
+        </w:rPr>
+        <w:t>Типы 1–3 (малые) перехватывают пролёт вдоль коридоров: у каждого свой радиус и своя кратность засечки. Тип 4 (большие) обеспечивает круговое наблюдение вокруг цели: кольцо делится на равные доли, в каждой один датчик. Число датчиков типа 4, равное нулю, означает, что кольцевой щит не строится.</w:t>
+      </w:r>
+    </w:p>
+    <w:p>
+      <w:pPr>
+        <w:pStyle w:val="Heading2"/>
+      </w:pPr>
+      <w:r>
+        <w:rPr>
+          <w:color w:val="1F4E79"/>
+        </w:rPr>
+        <w:t>Способы расстановки (переключатель в окне «Исходные данные»)</w:t>
+      </w:r>
+    </w:p>
+    <w:p>
+      <w:pPr>
+        <w:pStyle w:val="ListBullet"/>
+      </w:pPr>
+      <w:r>
+        <w:t>«Рассчитать позиции» — датчики подбирает алгоритм; таблица показывает результат. Часть датчиков можно закрепить вручную — остальные алгоритм доберёт вокруг них.</w:t>
+      </w:r>
+    </w:p>
+    <w:p>
+      <w:pPr>
+        <w:pStyle w:val="ListBullet"/>
+      </w:pPr>
+      <w:r>
+        <w:t>«Задать позиции» — датчики стоят ровно там, где их поставил человек; алгоритм не подбирает ничего, только считает показатели по заданным местам.</w:t>
+      </w:r>
+    </w:p>
+    <w:p>
+      <w:pPr>
+        <w:pStyle w:val="Heading2"/>
+      </w:pPr>
+      <w:r>
+        <w:rPr>
+          <w:color w:val="1F4E79"/>
+        </w:rPr>
+        <w:t>Статический и динамический режим датчика</w:t>
+      </w:r>
+    </w:p>
+    <w:p>
+      <w:r>
+        <w:rPr>
+          <w:i w:val="0"/>
+          <w:sz w:val="22"/>
+        </w:rPr>
+        <w:t>Выбирается при постановке каждого датчика. Статический не двигается никогда. Динамический во время моделирования может быть переставлен алгоритмом, если так лучше для покрытия; до начала моделирования оба стоят там, где заданы.</w:t>
+      </w:r>
+    </w:p>
+    <w:p>
+      <w:r>
+        <w:rPr>
+          <w:i/>
+          <w:color w:val="555555"/>
+          <w:sz w:val="22"/>
+        </w:rPr>
+        <w:t>Зоны датчиков типа 4 слегка перекрываются, и это правильно: чтобы они совсем не пересекались, их пришлось бы развести дальше радиуса обзора, и тогда цель осталась бы вне наблюдения.</w:t>
+      </w:r>
+    </w:p>
+    <w:p>
+      <w:pPr>
+        <w:pStyle w:val="Heading1"/>
+      </w:pPr>
+      <w:r>
+        <w:rPr>
+          <w:color w:val="1F4E79"/>
+        </w:rPr>
+        <w:t>5. Анализ и статистика</w:t>
+      </w:r>
+    </w:p>
+    <w:p>
+      <w:r>
+        <w:rPr>
+          <w:i w:val="0"/>
+          <w:sz w:val="22"/>
+        </w:rPr>
+        <w:t>Под картой выводится основной показатель — засечка ≥ k: доля маршрутов выборки, обнаруженных не менее чем k разными датчиками. Значение 1.000 означает, что все маршруты выборки надёжно перехватываются.</w:t>
+      </w:r>
+    </w:p>
+    <w:p>
+      <w:pPr>
+        <w:pStyle w:val="Heading2"/>
+      </w:pPr>
+      <w:r>
+        <w:rPr>
+          <w:color w:val="1F4E79"/>
+        </w:rPr>
+        <w:t>Кнопка «Анализ моделирования»</w:t>
+      </w:r>
+    </w:p>
+    <w:p>
+      <w:r>
+        <w:rPr>
+          <w:i w:val="0"/>
+          <w:sz w:val="22"/>
+        </w:rPr>
+        <w:t>Открывает окно с полной статистикой засечки на момент нажатия: сумма (с количеством и процентом), то же самое отдельно по каждому из четырёх типов датчиков вместе с долей покрытия веса именно этим типом, и разбивка по 12 направлениям компаса вокруг цели — с какой стороны сколько маршрутов пришло и скольким из них хватило кратности. Направления, которым не хватило, отмечаются отдельно; те же 12 направлений видны на карте — 12 лучей от цели, включаются галкой «Сектора».</w:t>
+      </w:r>
+    </w:p>
+    <w:p>
+      <w:pPr>
+        <w:pStyle w:val="Heading2"/>
+      </w:pPr>
+      <w:r>
+        <w:rPr>
+          <w:color w:val="1F4E79"/>
+        </w:rPr>
+        <w:t>Галка «Анализ размещения»</w:t>
+      </w:r>
+    </w:p>
+    <w:p>
+      <w:r>
+        <w:rPr>
+          <w:i w:val="0"/>
+          <w:sz w:val="22"/>
+        </w:rPr>
+        <w:t>Сравнивает первое построение расстановки с текущим: серый круг — где датчик стоял изначально, стрелка — куда он переехал, подпись — на сколько километров. Отсутствие стрелки означает, что датчик стоит там же, где встал первым.</w:t>
+      </w:r>
+    </w:p>
+    <w:p>
+      <w:r>
+        <w:rPr>
+          <w:i/>
+          <w:color w:val="555555"/>
+          <w:sz w:val="22"/>
+        </w:rPr>
+        <w:t>Чтобы это сравнение было показательным, а не смазанным обычным пересчётом расстановки по ходу моделирования, перед началом моделирования включается «режим анализа» (раздел 3) — расстановка тогда замирает, как только что-то уже поставлено.</w:t>
+      </w:r>
+    </w:p>
+    <w:p>
+      <w:pPr>
+        <w:pStyle w:val="Heading2"/>
+      </w:pPr>
+      <w:r>
+        <w:rPr>
+          <w:color w:val="1F4E79"/>
+        </w:rPr>
+        <w:t>История полётов</w:t>
+      </w:r>
+    </w:p>
+    <w:p>
+      <w:r>
+        <w:rPr>
+          <w:i w:val="0"/>
+          <w:sz w:val="22"/>
+        </w:rPr>
+        <w:t>Накопленные маршруты можно выгрузить в файл и позже загрузить как выборку для расстановки датчиков — до начала собственных итераций. Список пройденных и загруженных маршрутов с подсветкой на карте открывается кнопкой «Посмотреть маршруты» в окне «Исходные данные».</w:t>
+      </w:r>
+    </w:p>
+    <w:p>
+      <w:pPr>
+        <w:pStyle w:val="Heading1"/>
+      </w:pPr>
+      <w:r>
+        <w:rPr>
+          <w:color w:val="1F4E79"/>
+        </w:rPr>
+        <w:t>6. Ограничения, заложенные в модель</w:t>
       </w:r>
     </w:p>
     <w:p>
@@ -616,7 +953,7 @@
         <w:pStyle w:val="ListBullet"/>
       </w:pPr>
       <w:r>
-        <w:t>Выдерживается разнос между позициями.</w:t>
+        <w:t>Выдерживается разнос между позициями — свой внутри каждого типа, свой между разными типами.</w:t>
       </w:r>
     </w:p>
     <w:p>
@@ -678,7 +1015,7 @@
         <w:rPr>
           <w:color w:val="1F4E79"/>
         </w:rPr>
-        <w:t>5. Влияние параметров на результат</w:t>
+        <w:t>7. Влияние параметров на результат</w:t>
       </w:r>
     </w:p>
     <w:p>
@@ -975,7 +1312,7 @@
         <w:rPr>
           <w:color w:val="1F4E79"/>
         </w:rPr>
-        <w:t>6. Отображаемые слои</w:t>
+        <w:t>8. Отображаемые слои</w:t>
       </w:r>
     </w:p>
     <w:tbl>
@@ -1142,6 +1479,50 @@
           </w:p>
         </w:tc>
       </w:tr>
+      <w:tr>
+        <w:tc>
+          <w:tcPr>
+            <w:tcW w:type="dxa" w:w="4320"/>
+          </w:tcPr>
+          <w:p>
+            <w:r>
+              <w:t>Анализ размещения</w:t>
+            </w:r>
+          </w:p>
+        </w:tc>
+        <w:tc>
+          <w:tcPr>
+            <w:tcW w:type="dxa" w:w="4320"/>
+          </w:tcPr>
+          <w:p>
+            <w:r>
+              <w:t>серый круг и стрелка: позиция первого построения и куда датчик переехал к текущему моменту</w:t>
+            </w:r>
+          </w:p>
+        </w:tc>
+      </w:tr>
+      <w:tr>
+        <w:tc>
+          <w:tcPr>
+            <w:tcW w:type="dxa" w:w="4320"/>
+          </w:tcPr>
+          <w:p>
+            <w:r>
+              <w:t>Сектора</w:t>
+            </w:r>
+          </w:p>
+        </w:tc>
+        <w:tc>
+          <w:tcPr>
+            <w:tcW w:type="dxa" w:w="4320"/>
+          </w:tcPr>
+          <w:p>
+            <w:r>
+              <w:t>12 лучей от цели по направлениям компаса; красным — направления, не набравшие заданную кратность</w:t>
+            </w:r>
+          </w:p>
+        </w:tc>
+      </w:tr>
     </w:tbl>
     <w:p>
       <w:r>
@@ -1159,7 +1540,7 @@
           <w:color w:val="555555"/>
           <w:sz w:val="22"/>
         </w:rPr>
-        <w:t>Демонстрационная сборка не требует подключения к сети: карта-подложка берётся из локального кэша, расчёты выполняются на месте.</w:t>
+        <w:t>Сборка для показа не требует подключения к сети: карта-подложка берётся из локального кэша, расчёты выполняются на месте.</w:t>
       </w:r>
     </w:p>
     <w:sectPr>
